--- a/legal/10-payment/19_PAYMENT_AND_DEBT_CONFIRMATION.docx
+++ b/legal/10-payment/19_PAYMENT_AND_DEBT_CONFIRMATION.docx
@@ -2,165 +2,244 @@
 <file path=word/document.xml><?xml version="1.0" encoding="utf-8"?>
 <w:document xmlns:wpc="http://schemas.microsoft.com/office/word/2010/wordprocessingCanvas" xmlns:mo="http://schemas.microsoft.com/office/mac/office/2008/main" xmlns:mc="http://schemas.openxmlformats.org/markup-compatibility/2006" xmlns:mv="urn:schemas-microsoft-com:mac:vml" xmlns:o="urn:schemas-microsoft-com:office:office" xmlns:r="http://schemas.openxmlformats.org/officeDocument/2006/relationships" xmlns:m="http://schemas.openxmlformats.org/officeDocument/2006/math" xmlns:v="urn:schemas-microsoft-com:vml" xmlns:wp14="http://schemas.microsoft.com/office/word/2010/wordprocessingDrawing" xmlns:wp="http://schemas.openxmlformats.org/drawingml/2006/wordprocessingDrawing" xmlns:w10="urn:schemas-microsoft-com:office:word" xmlns:w="http://schemas.openxmlformats.org/wordprocessingml/2006/main" xmlns:w14="http://schemas.microsoft.com/office/word/2010/wordml" xmlns:wpg="http://schemas.microsoft.com/office/word/2010/wordprocessingGroup" xmlns:wpi="http://schemas.microsoft.com/office/word/2010/wordprocessingInk" xmlns:wne="http://schemas.microsoft.com/office/word/2006/wordml" xmlns:wps="http://schemas.microsoft.com/office/word/2010/wordprocessingShape" mc:Ignorable="w14 wp14">
   <w:body>
+    <w:tbl>
+      <w:tblPr>
+        <w:tblW w:type="auto" w:w="0"/>
+        <w:jc w:val="center"/>
+        <w:tblLook w:firstColumn="1" w:firstRow="1" w:lastColumn="0" w:lastRow="0" w:noHBand="0" w:noVBand="1" w:val="04A0"/>
+        <w:tblBorders>
+          <w:top w:val="none"/>
+          <w:bottom w:val="none"/>
+          <w:left w:val="none"/>
+          <w:right w:val="none"/>
+          <w:insideH w:val="none"/>
+          <w:insideV w:val="none"/>
+        </w:tblBorders>
+      </w:tblPr>
+      <w:tblGrid>
+        <w:gridCol w:w="4874"/>
+        <w:gridCol w:w="4874"/>
+      </w:tblGrid>
+      <w:tr>
+        <w:trPr>
+          <w:cantSplit/>
+        </w:trPr>
+        <w:tc>
+          <w:tcPr>
+            <w:tcW w:type="dxa" w:w="4032"/>
+            <w:vAlign w:val="center"/>
+            <w:tcW w:w="4031" w:type="dxa"/>
+            <w:tcMar>
+              <w:top w:w="40" w:type="dxa"/>
+              <w:bottom w:w="40" w:type="dxa"/>
+              <w:left w:w="60" w:type="dxa"/>
+              <w:right w:w="60" w:type="dxa"/>
+            </w:tcMar>
+            <w:shd w:fill="FFFFFF"/>
+          </w:tcPr>
+          <w:p>
+            <w:r/>
+          </w:p>
+          <w:p>
+            <w:pPr>
+              <w:spacing w:before="0" w:after="40" w:line="276" w:lineRule="auto"/>
+              <w:jc w:val="center"/>
+            </w:pPr>
+            <w:r>
+              <w:rPr>
+                <w:b/>
+              </w:rPr>
+              <w:t>ĐƠN VỊ CUNG CẤP DỊCH VỤ</w:t>
+            </w:r>
+          </w:p>
+          <w:p>
+            <w:pPr>
+              <w:spacing w:before="0" w:after="40" w:line="276" w:lineRule="auto"/>
+              <w:jc w:val="center"/>
+            </w:pPr>
+            <w:r>
+              <w:rPr>
+                <w:b/>
+              </w:rPr>
+              <w:t>LOCALMATE VIỆT NAM</w:t>
+            </w:r>
+          </w:p>
+          <w:p>
+            <w:pPr>
+              <w:spacing w:before="0" w:after="40" w:line="276" w:lineRule="auto"/>
+              <w:jc w:val="center"/>
+            </w:pPr>
+            <w:r>
+              <w:t>Số: [SO_DOI_CHIEU]/BBDC-LM/[NAM]</w:t>
+            </w:r>
+          </w:p>
+        </w:tc>
+        <w:tc>
+          <w:tcPr>
+            <w:tcW w:type="dxa" w:w="5717"/>
+            <w:vAlign w:val="center"/>
+            <w:tcW w:w="5716" w:type="dxa"/>
+            <w:tcMar>
+              <w:top w:w="40" w:type="dxa"/>
+              <w:bottom w:w="40" w:type="dxa"/>
+              <w:left w:w="60" w:type="dxa"/>
+              <w:right w:w="60" w:type="dxa"/>
+            </w:tcMar>
+            <w:shd w:fill="FFFFFF"/>
+          </w:tcPr>
+          <w:p>
+            <w:r/>
+          </w:p>
+          <w:p>
+            <w:pPr>
+              <w:spacing w:before="0" w:after="40" w:line="276" w:lineRule="auto"/>
+              <w:jc w:val="center"/>
+            </w:pPr>
+            <w:r>
+              <w:rPr>
+                <w:b/>
+                <w:sz w:val="23"/>
+              </w:rPr>
+              <w:t>CỘNG HÒA XÃ HỘI CHỦ NGHĨA VIỆT NAM</w:t>
+            </w:r>
+          </w:p>
+          <w:p>
+            <w:pPr>
+              <w:spacing w:before="0" w:after="40" w:line="276" w:lineRule="auto"/>
+              <w:jc w:val="center"/>
+            </w:pPr>
+            <w:r>
+              <w:rPr>
+                <w:b/>
+              </w:rPr>
+              <w:t>Độc lập - Tự do - Hạnh phúc</w:t>
+            </w:r>
+          </w:p>
+          <w:p>
+            <w:pPr>
+              <w:spacing w:before="0" w:after="40" w:line="276" w:lineRule="auto"/>
+              <w:jc w:val="center"/>
+            </w:pPr>
+            <w:r>
+              <w:rPr>
+                <w:color w:val="0F172A"/>
+                <w:sz w:val="16"/>
+              </w:rPr>
+              <w:t>――――――――――――――――</w:t>
+            </w:r>
+          </w:p>
+          <w:p>
+            <w:pPr>
+              <w:spacing w:before="0" w:after="40" w:line="276" w:lineRule="auto"/>
+              <w:jc w:val="center"/>
+            </w:pPr>
+            <w:r>
+              <w:rPr>
+                <w:i/>
+                <w:color w:val="64748B"/>
+                <w:sz w:val="19"/>
+              </w:rPr>
+              <w:t>Hà Nội, ngày [NGAY] tháng [THANG] năm 202[X]</w:t>
+            </w:r>
+          </w:p>
+        </w:tc>
+      </w:tr>
+    </w:tbl>
     <w:p>
       <w:pPr>
-        <w:spacing w:before="240" w:after="120" w:line="288" w:lineRule="auto"/>
+        <w:spacing w:before="0" w:after="80"/>
+      </w:pPr>
+    </w:p>
+    <w:p>
+      <w:pPr>
+        <w:spacing w:before="240" w:after="80" w:line="288" w:lineRule="auto"/>
         <w:jc w:val="center"/>
       </w:pPr>
       <w:r>
         <w:rPr>
           <w:b/>
-          <w:color w:val="0D7647"/>
-          <w:sz w:val="30"/>
+          <w:color w:val="0F172A"/>
+          <w:sz w:val="29"/>
         </w:rPr>
         <w:t>BIÊN BẢN ĐỐI CHIẾU CÔNG NỢ VÀ XÁC NHẬN THANH TOÁN</w:t>
       </w:r>
     </w:p>
     <w:p>
       <w:pPr>
-        <w:spacing w:before="200" w:after="80" w:line="276" w:lineRule="auto"/>
-        <w:jc w:val="center"/>
+        <w:spacing w:before="20" w:after="60" w:line="276" w:lineRule="auto"/>
+        <w:jc w:val="both"/>
       </w:pPr>
       <w:r>
         <w:rPr>
           <w:b/>
-          <w:color w:val="0D7647"/>
-          <w:sz w:val="26"/>
         </w:rPr>
         <w:t>(DEBT RECONCILIATION &amp; PAYMENT CONFIRMATION STATEMENT)</w:t>
       </w:r>
     </w:p>
     <w:p>
       <w:pPr>
-        <w:spacing w:after="80" w:before="0" w:line="276" w:lineRule="auto"/>
-        <w:jc w:val="left"/>
+        <w:spacing w:before="20" w:after="40" w:line="276" w:lineRule="auto"/>
+        <w:ind w:left="288"/>
+        <w:jc w:val="both"/>
       </w:pPr>
       <w:r>
         <w:rPr>
-          <w:b/>
-        </w:rPr>
-        <w:t>Mã hiệu văn bản:</w:t>
-      </w:r>
-      <w:r>
-        <w:t xml:space="preserve"> </w:t>
-      </w:r>
-      <w:r>
-        <w:rPr>
-          <w:rFonts w:ascii="Consolas" w:hAnsi="Consolas"/>
-          <w:color w:val="B42828"/>
+          <w:i/>
+          <w:color w:val="0F172A"/>
           <w:sz w:val="20"/>
         </w:rPr>
-        <w:t>LM-ACC-REC-19</w:t>
-      </w:r>
-      <w:r>
-        <w:t xml:space="preserve">  </w:t>
+        <w:t>- Căn cứ Luật Kế toán số 88/2015/QH13 ngày 20 tháng 11 năm 2015;</w:t>
       </w:r>
     </w:p>
     <w:p>
       <w:pPr>
-        <w:spacing w:after="80" w:before="0" w:line="276" w:lineRule="auto"/>
-        <w:jc w:val="left"/>
+        <w:spacing w:before="20" w:after="40" w:line="276" w:lineRule="auto"/>
+        <w:ind w:left="288"/>
+        <w:jc w:val="both"/>
       </w:pPr>
       <w:r>
         <w:rPr>
           <w:i/>
+          <w:color w:val="0F172A"/>
+          <w:sz w:val="20"/>
         </w:rPr>
-        <w:t>(Căn cứ theo Hợp đồng Dịch vụ Khung số: [SO_HOP_DONG_MSA]/LM-MSA hoặc Đơn đặt hàng số: [SO_DON_HANG])</w:t>
-      </w:r>
-      <w:r>
-        <w:t xml:space="preserve">  </w:t>
+        <w:t>- Căn cứ Luật Thương mại số 36/2005/QH11 ngày 14 tháng 06 năm 2005 (Điều 306);</w:t>
       </w:r>
     </w:p>
     <w:p>
       <w:pPr>
-        <w:spacing w:after="80" w:before="0" w:line="276" w:lineRule="auto"/>
-        <w:jc w:val="left"/>
+        <w:spacing w:before="20" w:after="40" w:line="276" w:lineRule="auto"/>
+        <w:ind w:left="288"/>
+        <w:jc w:val="both"/>
       </w:pPr>
       <w:r>
         <w:rPr>
-          <w:b/>
+          <w:i/>
+          <w:color w:val="0F172A"/>
+          <w:sz w:val="20"/>
         </w:rPr>
-        <w:t>Kỳ đối chiếu:</w:t>
-      </w:r>
-      <w:r>
-        <w:t xml:space="preserve"> Đến hết ngày [NGAY] tháng [THANG] năm 202[X]  </w:t>
+        <w:t>- Căn cứ Bộ luật Dân sự số 91/2015/QH13 ngày 24 tháng 11 năm 2015 (Điều 357 và Điều 468);</w:t>
       </w:r>
     </w:p>
     <w:p>
       <w:pPr>
-        <w:spacing w:after="80" w:before="0" w:line="276" w:lineRule="auto"/>
-        <w:jc w:val="left"/>
+        <w:spacing w:before="20" w:after="40" w:line="276" w:lineRule="auto"/>
+        <w:ind w:left="288"/>
+        <w:jc w:val="both"/>
       </w:pPr>
       <w:r>
         <w:rPr>
-          <w:b/>
+          <w:i/>
+          <w:color w:val="0F172A"/>
+          <w:sz w:val="20"/>
         </w:rPr>
-        <w:t>Căn cứ pháp lý:</w:t>
-      </w:r>
-      <w:r>
-        <w:t xml:space="preserve">  </w:t>
+        <w:t>- Căn cứ Hợp đồng Dịch vụ số: [SO_HOP_DONG_MSA] ký giữa Hai Bên.</w:t>
       </w:r>
     </w:p>
     <w:p>
       <w:pPr>
-        <w:spacing w:after="60" w:before="20" w:line="276" w:lineRule="auto"/>
-        <w:ind w:left="360"/>
-        <w:jc w:val="left"/>
-      </w:pPr>
-      <w:r>
-        <w:rPr>
-          <w:i/>
-        </w:rPr>
-        <w:t>•  Luật Kế toán số 88/2015/QH13;</w:t>
-      </w:r>
-      <w:r>
-        <w:t xml:space="preserve">  </w:t>
-      </w:r>
-    </w:p>
-    <w:p>
-      <w:pPr>
-        <w:spacing w:after="60" w:before="20" w:line="276" w:lineRule="auto"/>
-        <w:ind w:left="360"/>
-        <w:jc w:val="left"/>
-      </w:pPr>
-      <w:r>
-        <w:rPr>
-          <w:i/>
-        </w:rPr>
-        <w:t>•  Luật Thương mại số 36/2005/QH11 (Điều 306 về quyền yêu cầu trả tiền lãi do chậm thanh toán);</w:t>
-      </w:r>
-      <w:r>
-        <w:t xml:space="preserve">  </w:t>
-      </w:r>
-    </w:p>
-    <w:p>
-      <w:pPr>
-        <w:spacing w:after="60" w:before="20" w:line="276" w:lineRule="auto"/>
-        <w:ind w:left="360"/>
-        <w:jc w:val="left"/>
-      </w:pPr>
-      <w:r>
-        <w:rPr>
-          <w:i/>
-        </w:rPr>
-        <w:t>•  Bộ luật Dân sự số 91/2015/QH13 (Điều 357 và Điều 468 về trách nhiệm do chậm thực hiện nghĩa vụ trả tiền).</w:t>
-      </w:r>
-    </w:p>
-    <w:p>
-      <w:pPr>
-        <w:spacing w:after="120" w:before="80"/>
-      </w:pPr>
-      <w:r>
-        <w:rPr>
-          <w:color w:val="CBD5E1"/>
-        </w:rPr>
-        <w:t>―――――――――――――――――――――――――――――――――――――――――――――――――――――――</w:t>
-      </w:r>
-    </w:p>
-    <w:p>
-      <w:pPr>
-        <w:spacing w:after="80" w:before="0" w:line="276" w:lineRule="auto"/>
-        <w:jc w:val="left"/>
+        <w:spacing w:before="20" w:after="60" w:line="276" w:lineRule="auto"/>
+        <w:jc w:val="both"/>
       </w:pPr>
       <w:r>
         <w:t>Hôm nay, ngày [NGAY] tháng [THANG] năm 202[X], đại diện phụ trách tài chính - kế toán của Hai Bên tiến hành kiểm tra, đối chiếu số liệu công nợ dịch vụ phát sinh giữa:</w:t>
@@ -168,28 +247,29 @@
     </w:p>
     <w:p>
       <w:pPr>
-        <w:spacing w:before="160" w:after="60"/>
+        <w:spacing w:before="180" w:after="60" w:line="276" w:lineRule="auto"/>
+        <w:jc w:val="left"/>
       </w:pPr>
       <w:r>
         <w:rPr>
           <w:b/>
-          <w:color w:val="0D7647"/>
-          <w:sz w:val="23"/>
+          <w:color w:val="0F172A"/>
+          <w:sz w:val="22"/>
         </w:rPr>
         <w:t>BÊN SỬ DỤNG DỊCH VỤ (BÊN A - KHÁCH HÀNG):</w:t>
       </w:r>
     </w:p>
     <w:p>
       <w:pPr>
-        <w:spacing w:after="60" w:before="20" w:line="276" w:lineRule="auto"/>
+        <w:spacing w:before="20" w:after="40" w:line="276" w:lineRule="auto"/>
         <w:ind w:left="360"/>
-        <w:jc w:val="left"/>
+        <w:jc w:val="both"/>
       </w:pPr>
       <w:r>
         <w:rPr>
           <w:b/>
         </w:rPr>
-        <w:t>•  Tên doanh nghiệp / Hộ kinh doanh:</w:t>
+        <w:t>Tên doanh nghiệp / Hộ kinh doanh:</w:t>
       </w:r>
       <w:r>
         <w:t xml:space="preserve"> [TEN_KHACH_HANG]</w:t>
@@ -197,15 +277,15 @@
     </w:p>
     <w:p>
       <w:pPr>
-        <w:spacing w:after="60" w:before="20" w:line="276" w:lineRule="auto"/>
+        <w:spacing w:before="20" w:after="40" w:line="276" w:lineRule="auto"/>
         <w:ind w:left="360"/>
-        <w:jc w:val="left"/>
+        <w:jc w:val="both"/>
       </w:pPr>
       <w:r>
         <w:rPr>
           <w:b/>
         </w:rPr>
-        <w:t>•  Mã số thuế:</w:t>
+        <w:t>Mã số thuế:</w:t>
       </w:r>
       <w:r>
         <w:t xml:space="preserve"> [MST_KHACH_HANG]</w:t>
@@ -213,15 +293,15 @@
     </w:p>
     <w:p>
       <w:pPr>
-        <w:spacing w:after="60" w:before="20" w:line="276" w:lineRule="auto"/>
+        <w:spacing w:before="20" w:after="40" w:line="276" w:lineRule="auto"/>
         <w:ind w:left="360"/>
-        <w:jc w:val="left"/>
+        <w:jc w:val="both"/>
       </w:pPr>
       <w:r>
         <w:rPr>
           <w:b/>
         </w:rPr>
-        <w:t>•  Địa chỉ:</w:t>
+        <w:t>Địa chỉ:</w:t>
       </w:r>
       <w:r>
         <w:t xml:space="preserve"> [DIA_CHI_KHACH_HANG]</w:t>
@@ -229,15 +309,15 @@
     </w:p>
     <w:p>
       <w:pPr>
-        <w:spacing w:after="60" w:before="20" w:line="276" w:lineRule="auto"/>
+        <w:spacing w:before="20" w:after="40" w:line="276" w:lineRule="auto"/>
         <w:ind w:left="360"/>
-        <w:jc w:val="left"/>
+        <w:jc w:val="both"/>
       </w:pPr>
       <w:r>
         <w:rPr>
           <w:b/>
         </w:rPr>
-        <w:t>•  Đại diện tài chính / Kế toán:</w:t>
+        <w:t>Đại diện tài chính / Kế toán:</w:t>
       </w:r>
       <w:r>
         <w:t xml:space="preserve"> [KE_TOAN_A] | </w:t>
@@ -254,28 +334,29 @@
     </w:p>
     <w:p>
       <w:pPr>
-        <w:spacing w:before="160" w:after="60"/>
+        <w:spacing w:before="180" w:after="60" w:line="276" w:lineRule="auto"/>
+        <w:jc w:val="left"/>
       </w:pPr>
       <w:r>
         <w:rPr>
           <w:b/>
-          <w:color w:val="0D7647"/>
-          <w:sz w:val="23"/>
+          <w:color w:val="0F172A"/>
+          <w:sz w:val="22"/>
         </w:rPr>
         <w:t>BÊN CUNG ỨNG DỊCH VỤ (BÊN B - LOCALMATE):</w:t>
       </w:r>
     </w:p>
     <w:p>
       <w:pPr>
-        <w:spacing w:after="60" w:before="20" w:line="276" w:lineRule="auto"/>
+        <w:spacing w:before="20" w:after="40" w:line="276" w:lineRule="auto"/>
         <w:ind w:left="360"/>
-        <w:jc w:val="left"/>
+        <w:jc w:val="both"/>
       </w:pPr>
       <w:r>
         <w:rPr>
           <w:b/>
         </w:rPr>
-        <w:t>•  Tổ chức:</w:t>
+        <w:t>Tổ chức:</w:t>
       </w:r>
       <w:r>
         <w:t xml:space="preserve"> [LOCALMATE_LEGAL_NAME]</w:t>
@@ -283,15 +364,15 @@
     </w:p>
     <w:p>
       <w:pPr>
-        <w:spacing w:after="60" w:before="20" w:line="276" w:lineRule="auto"/>
+        <w:spacing w:before="20" w:after="40" w:line="276" w:lineRule="auto"/>
         <w:ind w:left="360"/>
-        <w:jc w:val="left"/>
+        <w:jc w:val="both"/>
       </w:pPr>
       <w:r>
         <w:rPr>
           <w:b/>
         </w:rPr>
-        <w:t>•  Mã số thuế:</w:t>
+        <w:t>Mã số thuế:</w:t>
       </w:r>
       <w:r>
         <w:t xml:space="preserve"> [MST]</w:t>
@@ -299,15 +380,15 @@
     </w:p>
     <w:p>
       <w:pPr>
-        <w:spacing w:after="60" w:before="20" w:line="276" w:lineRule="auto"/>
+        <w:spacing w:before="20" w:after="40" w:line="276" w:lineRule="auto"/>
         <w:ind w:left="360"/>
-        <w:jc w:val="left"/>
+        <w:jc w:val="both"/>
       </w:pPr>
       <w:r>
         <w:rPr>
           <w:b/>
         </w:rPr>
-        <w:t>•  Địa chỉ:</w:t>
+        <w:t>Địa chỉ:</w:t>
       </w:r>
       <w:r>
         <w:t xml:space="preserve"> [ADDRESS]</w:t>
@@ -315,15 +396,15 @@
     </w:p>
     <w:p>
       <w:pPr>
-        <w:spacing w:after="60" w:before="20" w:line="276" w:lineRule="auto"/>
+        <w:spacing w:before="20" w:after="40" w:line="276" w:lineRule="auto"/>
         <w:ind w:left="360"/>
-        <w:jc w:val="left"/>
+        <w:jc w:val="both"/>
       </w:pPr>
       <w:r>
         <w:rPr>
           <w:b/>
         </w:rPr>
-        <w:t>•  Đại diện tài chính / Kế toán:</w:t>
+        <w:t>Đại diện tài chính / Kế toán:</w:t>
       </w:r>
       <w:r>
         <w:t xml:space="preserve"> [KE_TOAN_B] | </w:t>
@@ -340,15 +421,15 @@
     </w:p>
     <w:p>
       <w:pPr>
-        <w:spacing w:after="60" w:before="20" w:line="276" w:lineRule="auto"/>
+        <w:spacing w:before="20" w:after="40" w:line="276" w:lineRule="auto"/>
         <w:ind w:left="360"/>
-        <w:jc w:val="left"/>
+        <w:jc w:val="both"/>
       </w:pPr>
       <w:r>
         <w:rPr>
           <w:b/>
         </w:rPr>
-        <w:t>•  Tài khoản thụ hưởng:</w:t>
+        <w:t>Tài khoản thụ hưởng:</w:t>
       </w:r>
       <w:r>
         <w:t xml:space="preserve"> [ACCOUNT_NUMBER] tại Ngân hàng [BANK]</w:t>
@@ -356,24 +437,14 @@
     </w:p>
     <w:p>
       <w:pPr>
-        <w:spacing w:after="120" w:before="80"/>
-      </w:pPr>
-      <w:r>
-        <w:rPr>
-          <w:color w:val="CBD5E1"/>
-        </w:rPr>
-        <w:t>―――――――――――――――――――――――――――――――――――――――――――――――――――――――</w:t>
-      </w:r>
-    </w:p>
-    <w:p>
-      <w:pPr>
-        <w:spacing w:before="160" w:after="60"/>
+        <w:spacing w:before="180" w:after="60" w:line="276" w:lineRule="auto"/>
+        <w:jc w:val="left"/>
       </w:pPr>
       <w:r>
         <w:rPr>
           <w:b/>
-          <w:color w:val="0D7647"/>
-          <w:sz w:val="23"/>
+          <w:color w:val="0F172A"/>
+          <w:sz w:val="22"/>
         </w:rPr>
         <w:t>PHẦN I: BẢNG CHI TIẾT ĐỐI CHIẾU PHÁT SINH CÔNG NỢ</w:t>
       </w:r>
@@ -393,26 +464,30 @@
         </w:tblBorders>
       </w:tblPr>
       <w:tblGrid>
-        <w:gridCol w:w="1372"/>
-        <w:gridCol w:w="1372"/>
-        <w:gridCol w:w="1372"/>
-        <w:gridCol w:w="1372"/>
-        <w:gridCol w:w="1372"/>
-        <w:gridCol w:w="1372"/>
-        <w:gridCol w:w="1372"/>
+        <w:gridCol w:w="1393"/>
+        <w:gridCol w:w="1393"/>
+        <w:gridCol w:w="1393"/>
+        <w:gridCol w:w="1393"/>
+        <w:gridCol w:w="1393"/>
+        <w:gridCol w:w="1393"/>
+        <w:gridCol w:w="1393"/>
       </w:tblGrid>
       <w:tr>
+        <w:trPr>
+          <w:cantSplit/>
+        </w:trPr>
         <w:tc>
           <w:tcPr>
-            <w:tcW w:type="dxa" w:w="1372"/>
+            <w:tcW w:type="dxa" w:w="1393"/>
             <w:vAlign w:val="center"/>
+            <w:tcW w:w="1392" w:type="dxa"/>
             <w:tcMar>
-              <w:top w:w="120" w:type="dxa"/>
-              <w:bottom w:w="120" w:type="dxa"/>
-              <w:left w:w="160" w:type="dxa"/>
-              <w:right w:w="160" w:type="dxa"/>
+              <w:top w:w="90" w:type="dxa"/>
+              <w:bottom w:w="90" w:type="dxa"/>
+              <w:left w:w="100" w:type="dxa"/>
+              <w:right w:w="100" w:type="dxa"/>
             </w:tcMar>
-            <w:shd w:fill="EDF7F1"/>
+            <w:shd w:fill="F8FAFC"/>
           </w:tcPr>
           <w:p>
             <w:r/>
@@ -425,7 +500,7 @@
             <w:r>
               <w:rPr>
                 <w:b/>
-                <w:color w:val="0D7647"/>
+                <w:sz w:val="20"/>
               </w:rPr>
               <w:t>NGÀY PHÁT SINH</w:t>
             </w:r>
@@ -433,15 +508,16 @@
         </w:tc>
         <w:tc>
           <w:tcPr>
-            <w:tcW w:type="dxa" w:w="1372"/>
+            <w:tcW w:type="dxa" w:w="1393"/>
             <w:vAlign w:val="center"/>
+            <w:tcW w:w="1392" w:type="dxa"/>
             <w:tcMar>
-              <w:top w:w="120" w:type="dxa"/>
-              <w:bottom w:w="120" w:type="dxa"/>
-              <w:left w:w="160" w:type="dxa"/>
-              <w:right w:w="160" w:type="dxa"/>
+              <w:top w:w="90" w:type="dxa"/>
+              <w:bottom w:w="90" w:type="dxa"/>
+              <w:left w:w="100" w:type="dxa"/>
+              <w:right w:w="100" w:type="dxa"/>
             </w:tcMar>
-            <w:shd w:fill="EDF7F1"/>
+            <w:shd w:fill="F8FAFC"/>
           </w:tcPr>
           <w:p>
             <w:r/>
@@ -454,7 +530,7 @@
             <w:r>
               <w:rPr>
                 <w:b/>
-                <w:color w:val="0D7647"/>
+                <w:sz w:val="20"/>
               </w:rPr>
               <w:t>SỐ HIỆU CHỨNG TỪ / ĐƠN HÀNG / HÓA ĐƠN</w:t>
             </w:r>
@@ -462,15 +538,16 @@
         </w:tc>
         <w:tc>
           <w:tcPr>
-            <w:tcW w:type="dxa" w:w="1372"/>
+            <w:tcW w:type="dxa" w:w="1393"/>
             <w:vAlign w:val="center"/>
+            <w:tcW w:w="1392" w:type="dxa"/>
             <w:tcMar>
-              <w:top w:w="120" w:type="dxa"/>
-              <w:bottom w:w="120" w:type="dxa"/>
-              <w:left w:w="160" w:type="dxa"/>
-              <w:right w:w="160" w:type="dxa"/>
+              <w:top w:w="90" w:type="dxa"/>
+              <w:bottom w:w="90" w:type="dxa"/>
+              <w:left w:w="100" w:type="dxa"/>
+              <w:right w:w="100" w:type="dxa"/>
             </w:tcMar>
-            <w:shd w:fill="EDF7F1"/>
+            <w:shd w:fill="F8FAFC"/>
           </w:tcPr>
           <w:p>
             <w:r/>
@@ -483,7 +560,7 @@
             <w:r>
               <w:rPr>
                 <w:b/>
-                <w:color w:val="0D7647"/>
+                <w:sz w:val="20"/>
               </w:rPr>
               <w:t>NỘI DUNG DIỄN GIẢI KHOẢN MỤC</w:t>
             </w:r>
@@ -491,15 +568,16 @@
         </w:tc>
         <w:tc>
           <w:tcPr>
-            <w:tcW w:type="dxa" w:w="1372"/>
+            <w:tcW w:type="dxa" w:w="1393"/>
             <w:vAlign w:val="center"/>
+            <w:tcW w:w="1392" w:type="dxa"/>
             <w:tcMar>
-              <w:top w:w="120" w:type="dxa"/>
-              <w:bottom w:w="120" w:type="dxa"/>
-              <w:left w:w="160" w:type="dxa"/>
-              <w:right w:w="160" w:type="dxa"/>
+              <w:top w:w="90" w:type="dxa"/>
+              <w:bottom w:w="90" w:type="dxa"/>
+              <w:left w:w="100" w:type="dxa"/>
+              <w:right w:w="100" w:type="dxa"/>
             </w:tcMar>
-            <w:shd w:fill="EDF7F1"/>
+            <w:shd w:fill="F8FAFC"/>
           </w:tcPr>
           <w:p>
             <w:r/>
@@ -512,7 +590,7 @@
             <w:r>
               <w:rPr>
                 <w:b/>
-                <w:color w:val="0D7647"/>
+                <w:sz w:val="20"/>
               </w:rPr>
               <w:t>SỐ PHÁT SINH PHẢI THU (BÊN A NỢ BÊN B) (VND)</w:t>
             </w:r>
@@ -520,15 +598,16 @@
         </w:tc>
         <w:tc>
           <w:tcPr>
-            <w:tcW w:type="dxa" w:w="1372"/>
+            <w:tcW w:type="dxa" w:w="1393"/>
             <w:vAlign w:val="center"/>
+            <w:tcW w:w="1392" w:type="dxa"/>
             <w:tcMar>
-              <w:top w:w="120" w:type="dxa"/>
-              <w:bottom w:w="120" w:type="dxa"/>
-              <w:left w:w="160" w:type="dxa"/>
-              <w:right w:w="160" w:type="dxa"/>
+              <w:top w:w="90" w:type="dxa"/>
+              <w:bottom w:w="90" w:type="dxa"/>
+              <w:left w:w="100" w:type="dxa"/>
+              <w:right w:w="100" w:type="dxa"/>
             </w:tcMar>
-            <w:shd w:fill="EDF7F1"/>
+            <w:shd w:fill="F8FAFC"/>
           </w:tcPr>
           <w:p>
             <w:r/>
@@ -541,7 +620,7 @@
             <w:r>
               <w:rPr>
                 <w:b/>
-                <w:color w:val="0D7647"/>
+                <w:sz w:val="20"/>
               </w:rPr>
               <w:t>SỐ ĐÃ THANH TOÁN (BÊN A ĐÃ TRẢ) (VND)</w:t>
             </w:r>
@@ -549,15 +628,16 @@
         </w:tc>
         <w:tc>
           <w:tcPr>
-            <w:tcW w:type="dxa" w:w="1372"/>
+            <w:tcW w:type="dxa" w:w="1393"/>
             <w:vAlign w:val="center"/>
+            <w:tcW w:w="1392" w:type="dxa"/>
             <w:tcMar>
-              <w:top w:w="120" w:type="dxa"/>
-              <w:bottom w:w="120" w:type="dxa"/>
-              <w:left w:w="160" w:type="dxa"/>
-              <w:right w:w="160" w:type="dxa"/>
+              <w:top w:w="90" w:type="dxa"/>
+              <w:bottom w:w="90" w:type="dxa"/>
+              <w:left w:w="100" w:type="dxa"/>
+              <w:right w:w="100" w:type="dxa"/>
             </w:tcMar>
-            <w:shd w:fill="EDF7F1"/>
+            <w:shd w:fill="F8FAFC"/>
           </w:tcPr>
           <w:p>
             <w:r/>
@@ -570,7 +650,7 @@
             <w:r>
               <w:rPr>
                 <w:b/>
-                <w:color w:val="0D7647"/>
+                <w:sz w:val="20"/>
               </w:rPr>
               <w:t>SỐ DƯ CÒN PHẢI TRẢ (CON_NO) (VND)</w:t>
             </w:r>
@@ -578,15 +658,16 @@
         </w:tc>
         <w:tc>
           <w:tcPr>
-            <w:tcW w:type="dxa" w:w="1372"/>
+            <w:tcW w:type="dxa" w:w="1393"/>
             <w:vAlign w:val="center"/>
+            <w:tcW w:w="1392" w:type="dxa"/>
             <w:tcMar>
-              <w:top w:w="120" w:type="dxa"/>
-              <w:bottom w:w="120" w:type="dxa"/>
-              <w:left w:w="160" w:type="dxa"/>
-              <w:right w:w="160" w:type="dxa"/>
+              <w:top w:w="90" w:type="dxa"/>
+              <w:bottom w:w="90" w:type="dxa"/>
+              <w:left w:w="100" w:type="dxa"/>
+              <w:right w:w="100" w:type="dxa"/>
             </w:tcMar>
-            <w:shd w:fill="EDF7F1"/>
+            <w:shd w:fill="F8FAFC"/>
           </w:tcPr>
           <w:p>
             <w:r/>
@@ -599,7 +680,7 @@
             <w:r>
               <w:rPr>
                 <w:b/>
-                <w:color w:val="0D7647"/>
+                <w:sz w:val="20"/>
               </w:rPr>
               <w:t>GHI CHÚ ĐỐI SOÁT</w:t>
             </w:r>
@@ -607,17 +688,21 @@
         </w:tc>
       </w:tr>
       <w:tr>
+        <w:trPr>
+          <w:cantSplit/>
+        </w:trPr>
         <w:tc>
           <w:tcPr>
-            <w:tcW w:type="dxa" w:w="1372"/>
+            <w:tcW w:type="dxa" w:w="1393"/>
             <w:vAlign w:val="center"/>
+            <w:tcW w:w="1392" w:type="dxa"/>
             <w:tcMar>
-              <w:top w:w="120" w:type="dxa"/>
-              <w:bottom w:w="120" w:type="dxa"/>
-              <w:left w:w="160" w:type="dxa"/>
-              <w:right w:w="160" w:type="dxa"/>
+              <w:top w:w="80" w:type="dxa"/>
+              <w:bottom w:w="80" w:type="dxa"/>
+              <w:left w:w="100" w:type="dxa"/>
+              <w:right w:w="100" w:type="dxa"/>
             </w:tcMar>
-            <w:shd w:fill="F8FAFC"/>
+            <w:shd w:fill="FFFFFF"/>
           </w:tcPr>
           <w:p>
             <w:r/>
@@ -625,7 +710,7 @@
           <w:p>
             <w:pPr>
               <w:spacing w:before="0" w:after="40" w:line="276" w:lineRule="auto"/>
-              <w:jc w:val="left"/>
+              <w:jc w:val="center"/>
             </w:pPr>
             <w:r>
               <w:t>[NGAY_1]</w:t>
@@ -634,15 +719,16 @@
         </w:tc>
         <w:tc>
           <w:tcPr>
-            <w:tcW w:type="dxa" w:w="1372"/>
+            <w:tcW w:type="dxa" w:w="1393"/>
             <w:vAlign w:val="center"/>
+            <w:tcW w:w="1392" w:type="dxa"/>
             <w:tcMar>
-              <w:top w:w="120" w:type="dxa"/>
-              <w:bottom w:w="120" w:type="dxa"/>
-              <w:left w:w="160" w:type="dxa"/>
-              <w:right w:w="160" w:type="dxa"/>
+              <w:top w:w="80" w:type="dxa"/>
+              <w:bottom w:w="80" w:type="dxa"/>
+              <w:left w:w="100" w:type="dxa"/>
+              <w:right w:w="100" w:type="dxa"/>
             </w:tcMar>
-            <w:shd w:fill="F8FAFC"/>
+            <w:shd w:fill="FFFFFF"/>
           </w:tcPr>
           <w:p>
             <w:r/>
@@ -663,15 +749,16 @@
         </w:tc>
         <w:tc>
           <w:tcPr>
-            <w:tcW w:type="dxa" w:w="1372"/>
+            <w:tcW w:type="dxa" w:w="1393"/>
             <w:vAlign w:val="center"/>
+            <w:tcW w:w="1392" w:type="dxa"/>
             <w:tcMar>
-              <w:top w:w="120" w:type="dxa"/>
-              <w:bottom w:w="120" w:type="dxa"/>
-              <w:left w:w="160" w:type="dxa"/>
-              <w:right w:w="160" w:type="dxa"/>
+              <w:top w:w="80" w:type="dxa"/>
+              <w:bottom w:w="80" w:type="dxa"/>
+              <w:left w:w="100" w:type="dxa"/>
+              <w:right w:w="100" w:type="dxa"/>
             </w:tcMar>
-            <w:shd w:fill="F8FAFC"/>
+            <w:shd w:fill="FFFFFF"/>
           </w:tcPr>
           <w:p>
             <w:r/>
@@ -688,15 +775,16 @@
         </w:tc>
         <w:tc>
           <w:tcPr>
-            <w:tcW w:type="dxa" w:w="1372"/>
+            <w:tcW w:type="dxa" w:w="1393"/>
             <w:vAlign w:val="center"/>
+            <w:tcW w:w="1392" w:type="dxa"/>
             <w:tcMar>
-              <w:top w:w="120" w:type="dxa"/>
-              <w:bottom w:w="120" w:type="dxa"/>
-              <w:left w:w="160" w:type="dxa"/>
-              <w:right w:w="160" w:type="dxa"/>
+              <w:top w:w="80" w:type="dxa"/>
+              <w:bottom w:w="80" w:type="dxa"/>
+              <w:left w:w="100" w:type="dxa"/>
+              <w:right w:w="100" w:type="dxa"/>
             </w:tcMar>
-            <w:shd w:fill="F8FAFC"/>
+            <w:shd w:fill="FFFFFF"/>
           </w:tcPr>
           <w:p>
             <w:r/>
@@ -713,15 +801,16 @@
         </w:tc>
         <w:tc>
           <w:tcPr>
-            <w:tcW w:type="dxa" w:w="1372"/>
+            <w:tcW w:type="dxa" w:w="1393"/>
             <w:vAlign w:val="center"/>
+            <w:tcW w:w="1392" w:type="dxa"/>
             <w:tcMar>
-              <w:top w:w="120" w:type="dxa"/>
-              <w:bottom w:w="120" w:type="dxa"/>
-              <w:left w:w="160" w:type="dxa"/>
-              <w:right w:w="160" w:type="dxa"/>
+              <w:top w:w="80" w:type="dxa"/>
+              <w:bottom w:w="80" w:type="dxa"/>
+              <w:left w:w="100" w:type="dxa"/>
+              <w:right w:w="100" w:type="dxa"/>
             </w:tcMar>
-            <w:shd w:fill="F8FAFC"/>
+            <w:shd w:fill="FFFFFF"/>
           </w:tcPr>
           <w:p>
             <w:r/>
@@ -738,15 +827,16 @@
         </w:tc>
         <w:tc>
           <w:tcPr>
-            <w:tcW w:type="dxa" w:w="1372"/>
+            <w:tcW w:type="dxa" w:w="1393"/>
             <w:vAlign w:val="center"/>
+            <w:tcW w:w="1392" w:type="dxa"/>
             <w:tcMar>
-              <w:top w:w="120" w:type="dxa"/>
-              <w:bottom w:w="120" w:type="dxa"/>
-              <w:left w:w="160" w:type="dxa"/>
-              <w:right w:w="160" w:type="dxa"/>
+              <w:top w:w="80" w:type="dxa"/>
+              <w:bottom w:w="80" w:type="dxa"/>
+              <w:left w:w="100" w:type="dxa"/>
+              <w:right w:w="100" w:type="dxa"/>
             </w:tcMar>
-            <w:shd w:fill="F8FAFC"/>
+            <w:shd w:fill="FFFFFF"/>
           </w:tcPr>
           <w:p>
             <w:r/>
@@ -763,40 +853,14 @@
         </w:tc>
         <w:tc>
           <w:tcPr>
-            <w:tcW w:type="dxa" w:w="1372"/>
+            <w:tcW w:type="dxa" w:w="1393"/>
             <w:vAlign w:val="center"/>
+            <w:tcW w:w="1392" w:type="dxa"/>
             <w:tcMar>
-              <w:top w:w="120" w:type="dxa"/>
-              <w:bottom w:w="120" w:type="dxa"/>
-              <w:left w:w="160" w:type="dxa"/>
-              <w:right w:w="160" w:type="dxa"/>
-            </w:tcMar>
-            <w:shd w:fill="F8FAFC"/>
-          </w:tcPr>
-          <w:p>
-            <w:r/>
-          </w:p>
-          <w:p>
-            <w:pPr>
-              <w:spacing w:before="0" w:after="40" w:line="276" w:lineRule="auto"/>
-              <w:jc w:val="left"/>
-            </w:pPr>
-            <w:r>
-              <w:t>Đợt 1 (Đã nhận cọc)</w:t>
-            </w:r>
-          </w:p>
-        </w:tc>
-      </w:tr>
-      <w:tr>
-        <w:tc>
-          <w:tcPr>
-            <w:tcW w:type="dxa" w:w="1372"/>
-            <w:vAlign w:val="center"/>
-            <w:tcMar>
-              <w:top w:w="120" w:type="dxa"/>
-              <w:bottom w:w="120" w:type="dxa"/>
-              <w:left w:w="160" w:type="dxa"/>
-              <w:right w:w="160" w:type="dxa"/>
+              <w:top w:w="80" w:type="dxa"/>
+              <w:bottom w:w="80" w:type="dxa"/>
+              <w:left w:w="100" w:type="dxa"/>
+              <w:right w:w="100" w:type="dxa"/>
             </w:tcMar>
             <w:shd w:fill="FFFFFF"/>
           </w:tcPr>
@@ -806,7 +870,38 @@
           <w:p>
             <w:pPr>
               <w:spacing w:before="0" w:after="40" w:line="276" w:lineRule="auto"/>
-              <w:jc w:val="left"/>
+              <w:jc w:val="center"/>
+            </w:pPr>
+            <w:r>
+              <w:t>Đợt 1 (Đã nhận cọc)</w:t>
+            </w:r>
+          </w:p>
+        </w:tc>
+      </w:tr>
+      <w:tr>
+        <w:trPr>
+          <w:cantSplit/>
+        </w:trPr>
+        <w:tc>
+          <w:tcPr>
+            <w:tcW w:type="dxa" w:w="1393"/>
+            <w:vAlign w:val="center"/>
+            <w:tcW w:w="1392" w:type="dxa"/>
+            <w:tcMar>
+              <w:top w:w="80" w:type="dxa"/>
+              <w:bottom w:w="80" w:type="dxa"/>
+              <w:left w:w="100" w:type="dxa"/>
+              <w:right w:w="100" w:type="dxa"/>
+            </w:tcMar>
+            <w:shd w:fill="FAFAFA"/>
+          </w:tcPr>
+          <w:p>
+            <w:r/>
+          </w:p>
+          <w:p>
+            <w:pPr>
+              <w:spacing w:before="0" w:after="40" w:line="276" w:lineRule="auto"/>
+              <w:jc w:val="center"/>
             </w:pPr>
             <w:r>
               <w:t>[NGAY_2]</w:t>
@@ -815,15 +910,16 @@
         </w:tc>
         <w:tc>
           <w:tcPr>
-            <w:tcW w:type="dxa" w:w="1372"/>
+            <w:tcW w:type="dxa" w:w="1393"/>
             <w:vAlign w:val="center"/>
+            <w:tcW w:w="1392" w:type="dxa"/>
             <w:tcMar>
-              <w:top w:w="120" w:type="dxa"/>
-              <w:bottom w:w="120" w:type="dxa"/>
-              <w:left w:w="160" w:type="dxa"/>
-              <w:right w:w="160" w:type="dxa"/>
+              <w:top w:w="80" w:type="dxa"/>
+              <w:bottom w:w="80" w:type="dxa"/>
+              <w:left w:w="100" w:type="dxa"/>
+              <w:right w:w="100" w:type="dxa"/>
             </w:tcMar>
-            <w:shd w:fill="FFFFFF"/>
+            <w:shd w:fill="FAFAFA"/>
           </w:tcPr>
           <w:p>
             <w:r/>
@@ -844,15 +940,16 @@
         </w:tc>
         <w:tc>
           <w:tcPr>
-            <w:tcW w:type="dxa" w:w="1372"/>
+            <w:tcW w:type="dxa" w:w="1393"/>
             <w:vAlign w:val="center"/>
+            <w:tcW w:w="1392" w:type="dxa"/>
             <w:tcMar>
-              <w:top w:w="120" w:type="dxa"/>
-              <w:bottom w:w="120" w:type="dxa"/>
-              <w:left w:w="160" w:type="dxa"/>
-              <w:right w:w="160" w:type="dxa"/>
+              <w:top w:w="80" w:type="dxa"/>
+              <w:bottom w:w="80" w:type="dxa"/>
+              <w:left w:w="100" w:type="dxa"/>
+              <w:right w:w="100" w:type="dxa"/>
             </w:tcMar>
-            <w:shd w:fill="FFFFFF"/>
+            <w:shd w:fill="FAFAFA"/>
           </w:tcPr>
           <w:p>
             <w:r/>
@@ -869,15 +966,16 @@
         </w:tc>
         <w:tc>
           <w:tcPr>
-            <w:tcW w:type="dxa" w:w="1372"/>
+            <w:tcW w:type="dxa" w:w="1393"/>
             <w:vAlign w:val="center"/>
+            <w:tcW w:w="1392" w:type="dxa"/>
             <w:tcMar>
-              <w:top w:w="120" w:type="dxa"/>
-              <w:bottom w:w="120" w:type="dxa"/>
-              <w:left w:w="160" w:type="dxa"/>
-              <w:right w:w="160" w:type="dxa"/>
+              <w:top w:w="80" w:type="dxa"/>
+              <w:bottom w:w="80" w:type="dxa"/>
+              <w:left w:w="100" w:type="dxa"/>
+              <w:right w:w="100" w:type="dxa"/>
             </w:tcMar>
-            <w:shd w:fill="FFFFFF"/>
+            <w:shd w:fill="FAFAFA"/>
           </w:tcPr>
           <w:p>
             <w:r/>
@@ -894,15 +992,16 @@
         </w:tc>
         <w:tc>
           <w:tcPr>
-            <w:tcW w:type="dxa" w:w="1372"/>
+            <w:tcW w:type="dxa" w:w="1393"/>
             <w:vAlign w:val="center"/>
+            <w:tcW w:w="1392" w:type="dxa"/>
             <w:tcMar>
-              <w:top w:w="120" w:type="dxa"/>
-              <w:bottom w:w="120" w:type="dxa"/>
-              <w:left w:w="160" w:type="dxa"/>
-              <w:right w:w="160" w:type="dxa"/>
+              <w:top w:w="80" w:type="dxa"/>
+              <w:bottom w:w="80" w:type="dxa"/>
+              <w:left w:w="100" w:type="dxa"/>
+              <w:right w:w="100" w:type="dxa"/>
             </w:tcMar>
-            <w:shd w:fill="FFFFFF"/>
+            <w:shd w:fill="FAFAFA"/>
           </w:tcPr>
           <w:p>
             <w:r/>
@@ -919,15 +1018,16 @@
         </w:tc>
         <w:tc>
           <w:tcPr>
-            <w:tcW w:type="dxa" w:w="1372"/>
+            <w:tcW w:type="dxa" w:w="1393"/>
             <w:vAlign w:val="center"/>
+            <w:tcW w:w="1392" w:type="dxa"/>
             <w:tcMar>
-              <w:top w:w="120" w:type="dxa"/>
-              <w:bottom w:w="120" w:type="dxa"/>
-              <w:left w:w="160" w:type="dxa"/>
-              <w:right w:w="160" w:type="dxa"/>
+              <w:top w:w="80" w:type="dxa"/>
+              <w:bottom w:w="80" w:type="dxa"/>
+              <w:left w:w="100" w:type="dxa"/>
+              <w:right w:w="100" w:type="dxa"/>
             </w:tcMar>
-            <w:shd w:fill="FFFFFF"/>
+            <w:shd w:fill="FAFAFA"/>
           </w:tcPr>
           <w:p>
             <w:r/>
@@ -944,13 +1044,45 @@
         </w:tc>
         <w:tc>
           <w:tcPr>
-            <w:tcW w:type="dxa" w:w="1372"/>
+            <w:tcW w:type="dxa" w:w="1393"/>
             <w:vAlign w:val="center"/>
+            <w:tcW w:w="1392" w:type="dxa"/>
             <w:tcMar>
-              <w:top w:w="120" w:type="dxa"/>
-              <w:bottom w:w="120" w:type="dxa"/>
-              <w:left w:w="160" w:type="dxa"/>
-              <w:right w:w="160" w:type="dxa"/>
+              <w:top w:w="80" w:type="dxa"/>
+              <w:bottom w:w="80" w:type="dxa"/>
+              <w:left w:w="100" w:type="dxa"/>
+              <w:right w:w="100" w:type="dxa"/>
+            </w:tcMar>
+            <w:shd w:fill="FAFAFA"/>
+          </w:tcPr>
+          <w:p>
+            <w:r/>
+          </w:p>
+          <w:p>
+            <w:pPr>
+              <w:spacing w:before="0" w:after="40" w:line="276" w:lineRule="auto"/>
+              <w:jc w:val="center"/>
+            </w:pPr>
+            <w:r>
+              <w:t>Đợt 2 (Chờ thanh toán)</w:t>
+            </w:r>
+          </w:p>
+        </w:tc>
+      </w:tr>
+      <w:tr>
+        <w:trPr>
+          <w:cantSplit/>
+        </w:trPr>
+        <w:tc>
+          <w:tcPr>
+            <w:tcW w:type="dxa" w:w="1393"/>
+            <w:vAlign w:val="center"/>
+            <w:tcW w:w="1392" w:type="dxa"/>
+            <w:tcMar>
+              <w:top w:w="80" w:type="dxa"/>
+              <w:bottom w:w="80" w:type="dxa"/>
+              <w:left w:w="100" w:type="dxa"/>
+              <w:right w:w="100" w:type="dxa"/>
             </w:tcMar>
             <w:shd w:fill="FFFFFF"/>
           </w:tcPr>
@@ -960,34 +1092,7 @@
           <w:p>
             <w:pPr>
               <w:spacing w:before="0" w:after="40" w:line="276" w:lineRule="auto"/>
-              <w:jc w:val="left"/>
-            </w:pPr>
-            <w:r>
-              <w:t>Đợt 2 (Chờ thanh toán)</w:t>
-            </w:r>
-          </w:p>
-        </w:tc>
-      </w:tr>
-      <w:tr>
-        <w:tc>
-          <w:tcPr>
-            <w:tcW w:type="dxa" w:w="1372"/>
-            <w:vAlign w:val="center"/>
-            <w:tcMar>
-              <w:top w:w="120" w:type="dxa"/>
-              <w:bottom w:w="120" w:type="dxa"/>
-              <w:left w:w="160" w:type="dxa"/>
-              <w:right w:w="160" w:type="dxa"/>
-            </w:tcMar>
-            <w:shd w:fill="F8FAFC"/>
-          </w:tcPr>
-          <w:p>
-            <w:r/>
-          </w:p>
-          <w:p>
-            <w:pPr>
-              <w:spacing w:before="0" w:after="40" w:line="276" w:lineRule="auto"/>
-              <w:jc w:val="left"/>
+              <w:jc w:val="center"/>
             </w:pPr>
             <w:r>
               <w:t>[NGAY_3]</w:t>
@@ -996,15 +1101,16 @@
         </w:tc>
         <w:tc>
           <w:tcPr>
-            <w:tcW w:type="dxa" w:w="1372"/>
+            <w:tcW w:type="dxa" w:w="1393"/>
             <w:vAlign w:val="center"/>
+            <w:tcW w:w="1392" w:type="dxa"/>
             <w:tcMar>
-              <w:top w:w="120" w:type="dxa"/>
-              <w:bottom w:w="120" w:type="dxa"/>
-              <w:left w:w="160" w:type="dxa"/>
-              <w:right w:w="160" w:type="dxa"/>
+              <w:top w:w="80" w:type="dxa"/>
+              <w:bottom w:w="80" w:type="dxa"/>
+              <w:left w:w="100" w:type="dxa"/>
+              <w:right w:w="100" w:type="dxa"/>
             </w:tcMar>
-            <w:shd w:fill="F8FAFC"/>
+            <w:shd w:fill="FFFFFF"/>
           </w:tcPr>
           <w:p>
             <w:r/>
@@ -1025,15 +1131,16 @@
         </w:tc>
         <w:tc>
           <w:tcPr>
-            <w:tcW w:type="dxa" w:w="1372"/>
+            <w:tcW w:type="dxa" w:w="1393"/>
             <w:vAlign w:val="center"/>
+            <w:tcW w:w="1392" w:type="dxa"/>
             <w:tcMar>
-              <w:top w:w="120" w:type="dxa"/>
-              <w:bottom w:w="120" w:type="dxa"/>
-              <w:left w:w="160" w:type="dxa"/>
-              <w:right w:w="160" w:type="dxa"/>
+              <w:top w:w="80" w:type="dxa"/>
+              <w:bottom w:w="80" w:type="dxa"/>
+              <w:left w:w="100" w:type="dxa"/>
+              <w:right w:w="100" w:type="dxa"/>
             </w:tcMar>
-            <w:shd w:fill="F8FAFC"/>
+            <w:shd w:fill="FFFFFF"/>
           </w:tcPr>
           <w:p>
             <w:r/>
@@ -1050,15 +1157,16 @@
         </w:tc>
         <w:tc>
           <w:tcPr>
-            <w:tcW w:type="dxa" w:w="1372"/>
+            <w:tcW w:type="dxa" w:w="1393"/>
             <w:vAlign w:val="center"/>
+            <w:tcW w:w="1392" w:type="dxa"/>
             <w:tcMar>
-              <w:top w:w="120" w:type="dxa"/>
-              <w:bottom w:w="120" w:type="dxa"/>
-              <w:left w:w="160" w:type="dxa"/>
-              <w:right w:w="160" w:type="dxa"/>
+              <w:top w:w="80" w:type="dxa"/>
+              <w:bottom w:w="80" w:type="dxa"/>
+              <w:left w:w="100" w:type="dxa"/>
+              <w:right w:w="100" w:type="dxa"/>
             </w:tcMar>
-            <w:shd w:fill="F8FAFC"/>
+            <w:shd w:fill="FFFFFF"/>
           </w:tcPr>
           <w:p>
             <w:r/>
@@ -1075,15 +1183,16 @@
         </w:tc>
         <w:tc>
           <w:tcPr>
-            <w:tcW w:type="dxa" w:w="1372"/>
+            <w:tcW w:type="dxa" w:w="1393"/>
             <w:vAlign w:val="center"/>
+            <w:tcW w:w="1392" w:type="dxa"/>
             <w:tcMar>
-              <w:top w:w="120" w:type="dxa"/>
-              <w:bottom w:w="120" w:type="dxa"/>
-              <w:left w:w="160" w:type="dxa"/>
-              <w:right w:w="160" w:type="dxa"/>
+              <w:top w:w="80" w:type="dxa"/>
+              <w:bottom w:w="80" w:type="dxa"/>
+              <w:left w:w="100" w:type="dxa"/>
+              <w:right w:w="100" w:type="dxa"/>
             </w:tcMar>
-            <w:shd w:fill="F8FAFC"/>
+            <w:shd w:fill="FFFFFF"/>
           </w:tcPr>
           <w:p>
             <w:r/>
@@ -1100,15 +1209,16 @@
         </w:tc>
         <w:tc>
           <w:tcPr>
-            <w:tcW w:type="dxa" w:w="1372"/>
+            <w:tcW w:type="dxa" w:w="1393"/>
             <w:vAlign w:val="center"/>
+            <w:tcW w:w="1392" w:type="dxa"/>
             <w:tcMar>
-              <w:top w:w="120" w:type="dxa"/>
-              <w:bottom w:w="120" w:type="dxa"/>
-              <w:left w:w="160" w:type="dxa"/>
-              <w:right w:w="160" w:type="dxa"/>
+              <w:top w:w="80" w:type="dxa"/>
+              <w:bottom w:w="80" w:type="dxa"/>
+              <w:left w:w="100" w:type="dxa"/>
+              <w:right w:w="100" w:type="dxa"/>
             </w:tcMar>
-            <w:shd w:fill="F8FAFC"/>
+            <w:shd w:fill="FFFFFF"/>
           </w:tcPr>
           <w:p>
             <w:r/>
@@ -1125,40 +1235,14 @@
         </w:tc>
         <w:tc>
           <w:tcPr>
-            <w:tcW w:type="dxa" w:w="1372"/>
+            <w:tcW w:type="dxa" w:w="1393"/>
             <w:vAlign w:val="center"/>
+            <w:tcW w:w="1392" w:type="dxa"/>
             <w:tcMar>
-              <w:top w:w="120" w:type="dxa"/>
-              <w:bottom w:w="120" w:type="dxa"/>
-              <w:left w:w="160" w:type="dxa"/>
-              <w:right w:w="160" w:type="dxa"/>
-            </w:tcMar>
-            <w:shd w:fill="F8FAFC"/>
-          </w:tcPr>
-          <w:p>
-            <w:r/>
-          </w:p>
-          <w:p>
-            <w:pPr>
-              <w:spacing w:before="0" w:after="40" w:line="276" w:lineRule="auto"/>
-              <w:jc w:val="left"/>
-            </w:pPr>
-            <w:r>
-              <w:t>Phiếu CR số [STT]</w:t>
-            </w:r>
-          </w:p>
-        </w:tc>
-      </w:tr>
-      <w:tr>
-        <w:tc>
-          <w:tcPr>
-            <w:tcW w:type="dxa" w:w="1372"/>
-            <w:vAlign w:val="center"/>
-            <w:tcMar>
-              <w:top w:w="120" w:type="dxa"/>
-              <w:bottom w:w="120" w:type="dxa"/>
-              <w:left w:w="160" w:type="dxa"/>
-              <w:right w:w="160" w:type="dxa"/>
+              <w:top w:w="80" w:type="dxa"/>
+              <w:bottom w:w="80" w:type="dxa"/>
+              <w:left w:w="100" w:type="dxa"/>
+              <w:right w:w="100" w:type="dxa"/>
             </w:tcMar>
             <w:shd w:fill="FFFFFF"/>
           </w:tcPr>
@@ -1168,7 +1252,38 @@
           <w:p>
             <w:pPr>
               <w:spacing w:before="0" w:after="40" w:line="276" w:lineRule="auto"/>
-              <w:jc w:val="left"/>
+              <w:jc w:val="center"/>
+            </w:pPr>
+            <w:r>
+              <w:t>Phiếu CR số [STT]</w:t>
+            </w:r>
+          </w:p>
+        </w:tc>
+      </w:tr>
+      <w:tr>
+        <w:trPr>
+          <w:cantSplit/>
+        </w:trPr>
+        <w:tc>
+          <w:tcPr>
+            <w:tcW w:type="dxa" w:w="1393"/>
+            <w:vAlign w:val="center"/>
+            <w:tcW w:w="1392" w:type="dxa"/>
+            <w:tcMar>
+              <w:top w:w="80" w:type="dxa"/>
+              <w:bottom w:w="80" w:type="dxa"/>
+              <w:left w:w="100" w:type="dxa"/>
+              <w:right w:w="100" w:type="dxa"/>
+            </w:tcMar>
+            <w:shd w:fill="FAFAFA"/>
+          </w:tcPr>
+          <w:p>
+            <w:r/>
+          </w:p>
+          <w:p>
+            <w:pPr>
+              <w:spacing w:before="0" w:after="40" w:line="276" w:lineRule="auto"/>
+              <w:jc w:val="center"/>
             </w:pPr>
             <w:r>
               <w:rPr>
@@ -1180,59 +1295,50 @@
         </w:tc>
         <w:tc>
           <w:tcPr>
-            <w:tcW w:type="dxa" w:w="1372"/>
+            <w:tcW w:type="dxa" w:w="1393"/>
             <w:vAlign w:val="center"/>
+            <w:tcW w:w="1392" w:type="dxa"/>
             <w:tcMar>
-              <w:top w:w="120" w:type="dxa"/>
-              <w:bottom w:w="120" w:type="dxa"/>
-              <w:left w:w="160" w:type="dxa"/>
-              <w:right w:w="160" w:type="dxa"/>
+              <w:top w:w="80" w:type="dxa"/>
+              <w:bottom w:w="80" w:type="dxa"/>
+              <w:left w:w="100" w:type="dxa"/>
+              <w:right w:w="100" w:type="dxa"/>
             </w:tcMar>
-            <w:shd w:fill="FFFFFF"/>
+            <w:shd w:fill="FAFAFA"/>
           </w:tcPr>
           <w:p>
             <w:r/>
           </w:p>
+        </w:tc>
+        <w:tc>
+          <w:tcPr>
+            <w:tcW w:type="dxa" w:w="1393"/>
+            <w:vAlign w:val="center"/>
+            <w:tcW w:w="1392" w:type="dxa"/>
+            <w:tcMar>
+              <w:top w:w="80" w:type="dxa"/>
+              <w:bottom w:w="80" w:type="dxa"/>
+              <w:left w:w="100" w:type="dxa"/>
+              <w:right w:w="100" w:type="dxa"/>
+            </w:tcMar>
+            <w:shd w:fill="FAFAFA"/>
+          </w:tcPr>
           <w:p>
-            <w:pPr>
-              <w:spacing w:before="0" w:after="40" w:line="276" w:lineRule="auto"/>
-              <w:jc w:val="left"/>
-            </w:pPr>
+            <w:r/>
           </w:p>
         </w:tc>
         <w:tc>
           <w:tcPr>
-            <w:tcW w:type="dxa" w:w="1372"/>
+            <w:tcW w:type="dxa" w:w="1393"/>
             <w:vAlign w:val="center"/>
+            <w:tcW w:w="1392" w:type="dxa"/>
             <w:tcMar>
-              <w:top w:w="120" w:type="dxa"/>
-              <w:bottom w:w="120" w:type="dxa"/>
-              <w:left w:w="160" w:type="dxa"/>
-              <w:right w:w="160" w:type="dxa"/>
+              <w:top w:w="80" w:type="dxa"/>
+              <w:bottom w:w="80" w:type="dxa"/>
+              <w:left w:w="100" w:type="dxa"/>
+              <w:right w:w="100" w:type="dxa"/>
             </w:tcMar>
-            <w:shd w:fill="FFFFFF"/>
-          </w:tcPr>
-          <w:p>
-            <w:r/>
-          </w:p>
-          <w:p>
-            <w:pPr>
-              <w:spacing w:before="0" w:after="40" w:line="276" w:lineRule="auto"/>
-              <w:jc w:val="left"/>
-            </w:pPr>
-          </w:p>
-        </w:tc>
-        <w:tc>
-          <w:tcPr>
-            <w:tcW w:type="dxa" w:w="1372"/>
-            <w:vAlign w:val="center"/>
-            <w:tcMar>
-              <w:top w:w="120" w:type="dxa"/>
-              <w:bottom w:w="120" w:type="dxa"/>
-              <w:left w:w="160" w:type="dxa"/>
-              <w:right w:w="160" w:type="dxa"/>
-            </w:tcMar>
-            <w:shd w:fill="FFFFFF"/>
+            <w:shd w:fill="FAFAFA"/>
           </w:tcPr>
           <w:p>
             <w:r/>
@@ -1252,15 +1358,16 @@
         </w:tc>
         <w:tc>
           <w:tcPr>
-            <w:tcW w:type="dxa" w:w="1372"/>
+            <w:tcW w:type="dxa" w:w="1393"/>
             <w:vAlign w:val="center"/>
+            <w:tcW w:w="1392" w:type="dxa"/>
             <w:tcMar>
-              <w:top w:w="120" w:type="dxa"/>
-              <w:bottom w:w="120" w:type="dxa"/>
-              <w:left w:w="160" w:type="dxa"/>
-              <w:right w:w="160" w:type="dxa"/>
+              <w:top w:w="80" w:type="dxa"/>
+              <w:bottom w:w="80" w:type="dxa"/>
+              <w:left w:w="100" w:type="dxa"/>
+              <w:right w:w="100" w:type="dxa"/>
             </w:tcMar>
-            <w:shd w:fill="FFFFFF"/>
+            <w:shd w:fill="FAFAFA"/>
           </w:tcPr>
           <w:p>
             <w:r/>
@@ -1280,15 +1387,16 @@
         </w:tc>
         <w:tc>
           <w:tcPr>
-            <w:tcW w:type="dxa" w:w="1372"/>
+            <w:tcW w:type="dxa" w:w="1393"/>
             <w:vAlign w:val="center"/>
+            <w:tcW w:w="1392" w:type="dxa"/>
             <w:tcMar>
-              <w:top w:w="120" w:type="dxa"/>
-              <w:bottom w:w="120" w:type="dxa"/>
-              <w:left w:w="160" w:type="dxa"/>
-              <w:right w:w="160" w:type="dxa"/>
+              <w:top w:w="80" w:type="dxa"/>
+              <w:bottom w:w="80" w:type="dxa"/>
+              <w:left w:w="100" w:type="dxa"/>
+              <w:right w:w="100" w:type="dxa"/>
             </w:tcMar>
-            <w:shd w:fill="FFFFFF"/>
+            <w:shd w:fill="FAFAFA"/>
           </w:tcPr>
           <w:p>
             <w:r/>
@@ -1308,24 +1416,19 @@
         </w:tc>
         <w:tc>
           <w:tcPr>
-            <w:tcW w:type="dxa" w:w="1372"/>
+            <w:tcW w:type="dxa" w:w="1393"/>
             <w:vAlign w:val="center"/>
+            <w:tcW w:w="1392" w:type="dxa"/>
             <w:tcMar>
-              <w:top w:w="120" w:type="dxa"/>
-              <w:bottom w:w="120" w:type="dxa"/>
-              <w:left w:w="160" w:type="dxa"/>
-              <w:right w:w="160" w:type="dxa"/>
+              <w:top w:w="80" w:type="dxa"/>
+              <w:bottom w:w="80" w:type="dxa"/>
+              <w:left w:w="100" w:type="dxa"/>
+              <w:right w:w="100" w:type="dxa"/>
             </w:tcMar>
-            <w:shd w:fill="FFFFFF"/>
+            <w:shd w:fill="FAFAFA"/>
           </w:tcPr>
           <w:p>
             <w:r/>
-          </w:p>
-          <w:p>
-            <w:pPr>
-              <w:spacing w:before="0" w:after="40" w:line="276" w:lineRule="auto"/>
-              <w:jc w:val="left"/>
-            </w:pPr>
           </w:p>
         </w:tc>
       </w:tr>
@@ -1337,33 +1440,22 @@
     </w:p>
     <w:p>
       <w:pPr>
-        <w:spacing w:after="120" w:before="80"/>
-      </w:pPr>
-      <w:r>
-        <w:rPr>
-          <w:color w:val="CBD5E1"/>
-        </w:rPr>
-        <w:t>―――――――――――――――――――――――――――――――――――――――――――――――――――――――</w:t>
-      </w:r>
-    </w:p>
-    <w:p>
-      <w:pPr>
-        <w:spacing w:before="160" w:after="60"/>
+        <w:spacing w:before="180" w:after="60" w:line="276" w:lineRule="auto"/>
+        <w:jc w:val="left"/>
       </w:pPr>
       <w:r>
         <w:rPr>
           <w:b/>
-          <w:color w:val="0D7647"/>
-          <w:sz w:val="23"/>
+          <w:color w:val="0F172A"/>
+          <w:sz w:val="22"/>
         </w:rPr>
         <w:t>PHẦN II: KẾT LUẬN CÔNG NỢ VÀ CAM KẾT THANH TOÁN</w:t>
       </w:r>
     </w:p>
     <w:p>
       <w:pPr>
-        <w:spacing w:after="60" w:before="20" w:line="276" w:lineRule="auto"/>
-        <w:ind w:left="288"/>
-        <w:jc w:val="left"/>
+        <w:spacing w:before="20" w:after="60" w:line="276" w:lineRule="auto"/>
+        <w:jc w:val="both"/>
       </w:pPr>
       <w:r>
         <w:t xml:space="preserve">1. </w:t>
@@ -1377,8 +1469,8 @@
     </w:p>
     <w:p>
       <w:pPr>
-        <w:spacing w:after="80" w:before="0" w:line="276" w:lineRule="auto"/>
-        <w:jc w:val="left"/>
+        <w:spacing w:before="20" w:after="60" w:line="276" w:lineRule="auto"/>
+        <w:jc w:val="both"/>
       </w:pPr>
       <w:r>
         <w:t xml:space="preserve">   Tính đến hết ngày [NGAY] tháng [THANG] năm 202[X], Hai Bên thống nhất xác nhận:</w:t>
@@ -1386,12 +1478,12 @@
     </w:p>
     <w:p>
       <w:pPr>
-        <w:spacing w:after="60" w:before="20" w:line="276" w:lineRule="auto"/>
+        <w:spacing w:before="20" w:after="40" w:line="276" w:lineRule="auto"/>
         <w:ind w:left="360"/>
-        <w:jc w:val="left"/>
+        <w:jc w:val="both"/>
       </w:pPr>
       <w:r>
-        <w:t xml:space="preserve">•  Số tiền Bên A </w:t>
+        <w:t xml:space="preserve">Số tiền Bên A </w:t>
       </w:r>
       <w:r>
         <w:rPr>
@@ -1408,14 +1500,11 @@
         </w:rPr>
         <w:t>[TONG_CON_NO] VND</w:t>
       </w:r>
-      <w:r>
-        <w:t xml:space="preserve">  </w:t>
-      </w:r>
     </w:p>
     <w:p>
       <w:pPr>
-        <w:spacing w:after="80" w:before="0" w:line="276" w:lineRule="auto"/>
-        <w:jc w:val="left"/>
+        <w:spacing w:before="20" w:after="60" w:line="276" w:lineRule="auto"/>
+        <w:jc w:val="both"/>
       </w:pPr>
       <w:r>
         <w:t xml:space="preserve">     </w:t>
@@ -1429,19 +1518,18 @@
     </w:p>
     <w:p>
       <w:pPr>
-        <w:spacing w:after="60" w:before="20" w:line="276" w:lineRule="auto"/>
+        <w:spacing w:before="20" w:after="40" w:line="276" w:lineRule="auto"/>
         <w:ind w:left="360"/>
-        <w:jc w:val="left"/>
+        <w:jc w:val="both"/>
       </w:pPr>
       <w:r>
-        <w:t>•  Hai Bên xác nhận số liệu trên là hoàn toàn chính xác, không có bất kỳ sai lệch hay tranh chấp nào.</w:t>
+        <w:t>Hai Bên xác nhận số liệu trên là hoàn toàn chính xác, không có bất kỳ sai lệch hay tranh chấp nào.</w:t>
       </w:r>
     </w:p>
     <w:p>
       <w:pPr>
-        <w:spacing w:after="60" w:before="20" w:line="276" w:lineRule="auto"/>
-        <w:ind w:left="288"/>
-        <w:jc w:val="left"/>
+        <w:spacing w:before="20" w:after="60" w:line="276" w:lineRule="auto"/>
+        <w:jc w:val="both"/>
       </w:pPr>
       <w:r>
         <w:t xml:space="preserve">2. </w:t>
@@ -1455,12 +1543,12 @@
     </w:p>
     <w:p>
       <w:pPr>
-        <w:spacing w:after="60" w:before="20" w:line="276" w:lineRule="auto"/>
+        <w:spacing w:before="20" w:after="40" w:line="276" w:lineRule="auto"/>
         <w:ind w:left="360"/>
-        <w:jc w:val="left"/>
+        <w:jc w:val="both"/>
       </w:pPr>
       <w:r>
-        <w:t xml:space="preserve">•  Bên A cam kết chuyển khoản thanh toán dứt điểm toàn bộ số tiền nợ </w:t>
+        <w:t xml:space="preserve">Bên A cam kết chuyển khoản thanh toán dứt điểm toàn bộ số tiền nợ </w:t>
       </w:r>
       <w:r>
         <w:rPr>
@@ -1483,18 +1571,17 @@
     </w:p>
     <w:p>
       <w:pPr>
-        <w:spacing w:after="60" w:before="20" w:line="276" w:lineRule="auto"/>
+        <w:spacing w:before="20" w:after="40" w:line="276" w:lineRule="auto"/>
         <w:ind w:left="360"/>
-        <w:jc w:val="left"/>
+        <w:jc w:val="both"/>
       </w:pPr>
       <w:r>
-        <w:t xml:space="preserve">•  Sau khi nhận được đầy đủ số tiền thanh toán trên, Bên B sẽ xuất hóa đơn GTGT điện tử hợp pháp gửi qua email </w:t>
+        <w:t xml:space="preserve">Sau khi nhận được đầy đủ số tiền thanh toán trên, Bên B sẽ xuất hóa đơn GTGT điện tử hợp pháp gửi qua email </w:t>
       </w:r>
       <w:r>
         <w:rPr>
           <w:rFonts w:ascii="Consolas" w:hAnsi="Consolas"/>
-          <w:color w:val="B42828"/>
-          <w:sz w:val="20"/>
+          <w:sz w:val="19"/>
         </w:rPr>
         <w:t>[EMAIL_A]</w:t>
       </w:r>
@@ -1504,9 +1591,8 @@
     </w:p>
     <w:p>
       <w:pPr>
-        <w:spacing w:after="60" w:before="20" w:line="276" w:lineRule="auto"/>
-        <w:ind w:left="288"/>
-        <w:jc w:val="left"/>
+        <w:spacing w:before="20" w:after="60" w:line="276" w:lineRule="auto"/>
+        <w:jc w:val="both"/>
       </w:pPr>
       <w:r>
         <w:t xml:space="preserve">3. </w:t>
@@ -1520,8 +1606,8 @@
     </w:p>
     <w:p>
       <w:pPr>
-        <w:spacing w:after="80" w:before="0" w:line="276" w:lineRule="auto"/>
-        <w:jc w:val="left"/>
+        <w:spacing w:before="20" w:after="60" w:line="276" w:lineRule="auto"/>
+        <w:jc w:val="both"/>
       </w:pPr>
       <w:r>
         <w:t xml:space="preserve">   Trường hợp quá Ngày [NGAY_HAN_CHOT_TT] mà Bên A vẫn chưa thanh toán đầy đủ:</w:t>
@@ -1529,15 +1615,15 @@
     </w:p>
     <w:p>
       <w:pPr>
-        <w:spacing w:after="60" w:before="20" w:line="276" w:lineRule="auto"/>
+        <w:spacing w:before="20" w:after="40" w:line="276" w:lineRule="auto"/>
         <w:ind w:left="360"/>
-        <w:jc w:val="left"/>
+        <w:jc w:val="both"/>
       </w:pPr>
       <w:r>
         <w:rPr>
           <w:b/>
         </w:rPr>
-        <w:t>•  Tính lãi nợ quá hạn:</w:t>
+        <w:t>Tính lãi nợ quá hạn:</w:t>
       </w:r>
       <w:r>
         <w:t xml:space="preserve"> Bên A phải chịu lãi chậm trả tính trên số tiền nợ gốc với mức lãi suất bằng </w:t>
@@ -1554,15 +1640,15 @@
     </w:p>
     <w:p>
       <w:pPr>
-        <w:spacing w:after="60" w:before="20" w:line="276" w:lineRule="auto"/>
+        <w:spacing w:before="20" w:after="40" w:line="276" w:lineRule="auto"/>
         <w:ind w:left="360"/>
-        <w:jc w:val="left"/>
+        <w:jc w:val="both"/>
       </w:pPr>
       <w:r>
         <w:rPr>
           <w:b/>
         </w:rPr>
-        <w:t>•  Tạm dừng dịch vụ kỹ thuật:</w:t>
+        <w:t>Tạm dừng dịch vụ kỹ thuật:</w:t>
       </w:r>
       <w:r>
         <w:t xml:space="preserve"> Sau 05 (năm) ngày làm việc kể từ hạn chót mà Bên A không thanh toán, Bên B có toàn quyền tạm ngừng các dịch vụ liên quan (tạm ngắt kết nối API, chuyển website về trạng thái bảo trì kỹ thuật) theo Điều 308 Luật Thương mại 2005 và Điều 411 Bộ luật Dân sự 2015 mà không phải chịu bất kỳ trách nhiệm bồi thường nào đối với tổn thất gián tiếp của Bên A.</w:t>
@@ -1570,8 +1656,8 @@
     </w:p>
     <w:p>
       <w:pPr>
-        <w:spacing w:after="80" w:before="0" w:line="276" w:lineRule="auto"/>
-        <w:jc w:val="left"/>
+        <w:spacing w:before="20" w:after="60" w:line="276" w:lineRule="auto"/>
+        <w:jc w:val="both"/>
       </w:pPr>
       <w:r>
         <w:t>Biên bản này được lập thành 02 (hai) bản gốc bằng tiếng Việt có giá trị pháp lý ngang nhau, mỗi Bên giữ 01 (một) bản làm căn cứ hoạch toán kế toán và đôn đốc thu hồi nợ.</w:t>
@@ -1579,24 +1665,14 @@
     </w:p>
     <w:p>
       <w:pPr>
-        <w:spacing w:after="120" w:before="80"/>
-      </w:pPr>
-      <w:r>
-        <w:rPr>
-          <w:color w:val="CBD5E1"/>
-        </w:rPr>
-        <w:t>―――――――――――――――――――――――――――――――――――――――――――――――――――――――</w:t>
-      </w:r>
-    </w:p>
-    <w:p>
-      <w:pPr>
-        <w:spacing w:before="160" w:after="60"/>
+        <w:spacing w:before="180" w:after="60" w:line="276" w:lineRule="auto"/>
+        <w:jc w:val="left"/>
       </w:pPr>
       <w:r>
         <w:rPr>
           <w:b/>
-          <w:color w:val="0D7647"/>
-          <w:sz w:val="23"/>
+          <w:color w:val="0F172A"/>
+          <w:sz w:val="22"/>
         </w:rPr>
         <w:t>XÁC NHẬN CỦA ĐẠI DIỆN TÀI CHÍNH / KẾ TOÁN HAI BÊN:</w:t>
       </w:r>
@@ -1616,21 +1692,25 @@
         </w:tblBorders>
       </w:tblPr>
       <w:tblGrid>
-        <w:gridCol w:w="4802"/>
-        <w:gridCol w:w="4802"/>
+        <w:gridCol w:w="4874"/>
+        <w:gridCol w:w="4874"/>
       </w:tblGrid>
       <w:tr>
+        <w:trPr>
+          <w:cantSplit/>
+        </w:trPr>
         <w:tc>
           <w:tcPr>
-            <w:tcW w:type="dxa" w:w="4802"/>
+            <w:tcW w:type="dxa" w:w="4867"/>
             <w:vAlign w:val="center"/>
+            <w:tcW w:w="4867" w:type="dxa"/>
             <w:tcMar>
-              <w:top w:w="120" w:type="dxa"/>
-              <w:bottom w:w="120" w:type="dxa"/>
-              <w:left w:w="160" w:type="dxa"/>
-              <w:right w:w="160" w:type="dxa"/>
+              <w:top w:w="90" w:type="dxa"/>
+              <w:bottom w:w="90" w:type="dxa"/>
+              <w:left w:w="100" w:type="dxa"/>
+              <w:right w:w="100" w:type="dxa"/>
             </w:tcMar>
-            <w:shd w:fill="EDF7F1"/>
+            <w:shd w:fill="F8FAFC"/>
           </w:tcPr>
           <w:p>
             <w:r/>
@@ -1643,7 +1723,7 @@
             <w:r>
               <w:rPr>
                 <w:b/>
-                <w:color w:val="0D7647"/>
+                <w:sz w:val="20"/>
               </w:rPr>
               <w:t>ĐẠI DIỆN BÊN A (KHÁCH HÀNG)</w:t>
             </w:r>
@@ -1651,15 +1731,16 @@
         </w:tc>
         <w:tc>
           <w:tcPr>
-            <w:tcW w:type="dxa" w:w="4802"/>
+            <w:tcW w:type="dxa" w:w="4882"/>
             <w:vAlign w:val="center"/>
+            <w:tcW w:w="4881" w:type="dxa"/>
             <w:tcMar>
-              <w:top w:w="120" w:type="dxa"/>
-              <w:bottom w:w="120" w:type="dxa"/>
-              <w:left w:w="160" w:type="dxa"/>
-              <w:right w:w="160" w:type="dxa"/>
+              <w:top w:w="90" w:type="dxa"/>
+              <w:bottom w:w="90" w:type="dxa"/>
+              <w:left w:w="100" w:type="dxa"/>
+              <w:right w:w="100" w:type="dxa"/>
             </w:tcMar>
-            <w:shd w:fill="EDF7F1"/>
+            <w:shd w:fill="F8FAFC"/>
           </w:tcPr>
           <w:p>
             <w:r/>
@@ -1672,7 +1753,7 @@
             <w:r>
               <w:rPr>
                 <w:b/>
-                <w:color w:val="0D7647"/>
+                <w:sz w:val="20"/>
               </w:rPr>
               <w:t>ĐẠI DIỆN BÊN B (LOCALMATE)</w:t>
             </w:r>
@@ -1680,17 +1761,21 @@
         </w:tc>
       </w:tr>
       <w:tr>
+        <w:trPr>
+          <w:cantSplit/>
+        </w:trPr>
         <w:tc>
           <w:tcPr>
-            <w:tcW w:type="dxa" w:w="4802"/>
+            <w:tcW w:type="dxa" w:w="4867"/>
             <w:vAlign w:val="center"/>
+            <w:tcW w:w="4867" w:type="dxa"/>
             <w:tcMar>
-              <w:top w:w="120" w:type="dxa"/>
-              <w:bottom w:w="120" w:type="dxa"/>
-              <w:left w:w="160" w:type="dxa"/>
-              <w:right w:w="160" w:type="dxa"/>
+              <w:top w:w="80" w:type="dxa"/>
+              <w:bottom w:w="80" w:type="dxa"/>
+              <w:left w:w="100" w:type="dxa"/>
+              <w:right w:w="100" w:type="dxa"/>
             </w:tcMar>
-            <w:shd w:fill="F8FAFC"/>
+            <w:shd w:fill="FFFFFF"/>
           </w:tcPr>
           <w:p>
             <w:r/>
@@ -1710,15 +1795,16 @@
         </w:tc>
         <w:tc>
           <w:tcPr>
-            <w:tcW w:type="dxa" w:w="4802"/>
+            <w:tcW w:type="dxa" w:w="4882"/>
             <w:vAlign w:val="center"/>
+            <w:tcW w:w="4881" w:type="dxa"/>
             <w:tcMar>
-              <w:top w:w="120" w:type="dxa"/>
-              <w:bottom w:w="120" w:type="dxa"/>
-              <w:left w:w="160" w:type="dxa"/>
-              <w:right w:w="160" w:type="dxa"/>
+              <w:top w:w="80" w:type="dxa"/>
+              <w:bottom w:w="80" w:type="dxa"/>
+              <w:left w:w="100" w:type="dxa"/>
+              <w:right w:w="100" w:type="dxa"/>
             </w:tcMar>
-            <w:shd w:fill="F8FAFC"/>
+            <w:shd w:fill="FFFFFF"/>
           </w:tcPr>
           <w:p>
             <w:r/>
@@ -1738,99 +1824,60 @@
         </w:tc>
       </w:tr>
       <w:tr>
+        <w:trPr>
+          <w:cantSplit/>
+        </w:trPr>
         <w:tc>
           <w:tcPr>
-            <w:tcW w:type="dxa" w:w="4802"/>
+            <w:tcW w:type="dxa" w:w="4867"/>
             <w:vAlign w:val="center"/>
+            <w:tcW w:w="4867" w:type="dxa"/>
             <w:tcMar>
-              <w:top w:w="120" w:type="dxa"/>
-              <w:bottom w:w="120" w:type="dxa"/>
-              <w:left w:w="160" w:type="dxa"/>
-              <w:right w:w="160" w:type="dxa"/>
+              <w:top w:w="80" w:type="dxa"/>
+              <w:bottom w:w="80" w:type="dxa"/>
+              <w:left w:w="100" w:type="dxa"/>
+              <w:right w:w="100" w:type="dxa"/>
             </w:tcMar>
-            <w:shd w:fill="FFFFFF"/>
+            <w:shd w:fill="FAFAFA"/>
           </w:tcPr>
           <w:p>
             <w:r/>
           </w:p>
-          <w:p>
-            <w:pPr>
-              <w:spacing w:before="0" w:after="40" w:line="276" w:lineRule="auto"/>
-              <w:jc w:val="left"/>
-            </w:pPr>
-          </w:p>
-          <w:p>
-            <w:pPr>
-              <w:spacing w:before="0" w:after="40" w:line="276" w:lineRule="auto"/>
-              <w:jc w:val="left"/>
-            </w:pPr>
-          </w:p>
-          <w:p>
-            <w:pPr>
-              <w:spacing w:before="0" w:after="40" w:line="276" w:lineRule="auto"/>
-              <w:jc w:val="left"/>
-            </w:pPr>
-          </w:p>
-          <w:p>
-            <w:pPr>
-              <w:spacing w:before="0" w:after="40" w:line="276" w:lineRule="auto"/>
-              <w:jc w:val="left"/>
-            </w:pPr>
-          </w:p>
         </w:tc>
         <w:tc>
           <w:tcPr>
-            <w:tcW w:type="dxa" w:w="4802"/>
+            <w:tcW w:type="dxa" w:w="4882"/>
             <w:vAlign w:val="center"/>
+            <w:tcW w:w="4881" w:type="dxa"/>
             <w:tcMar>
-              <w:top w:w="120" w:type="dxa"/>
-              <w:bottom w:w="120" w:type="dxa"/>
-              <w:left w:w="160" w:type="dxa"/>
-              <w:right w:w="160" w:type="dxa"/>
+              <w:top w:w="80" w:type="dxa"/>
+              <w:bottom w:w="80" w:type="dxa"/>
+              <w:left w:w="100" w:type="dxa"/>
+              <w:right w:w="100" w:type="dxa"/>
             </w:tcMar>
-            <w:shd w:fill="FFFFFF"/>
+            <w:shd w:fill="FAFAFA"/>
           </w:tcPr>
           <w:p>
             <w:r/>
           </w:p>
-          <w:p>
-            <w:pPr>
-              <w:spacing w:before="0" w:after="40" w:line="276" w:lineRule="auto"/>
-              <w:jc w:val="left"/>
-            </w:pPr>
-          </w:p>
-          <w:p>
-            <w:pPr>
-              <w:spacing w:before="0" w:after="40" w:line="276" w:lineRule="auto"/>
-              <w:jc w:val="left"/>
-            </w:pPr>
-          </w:p>
-          <w:p>
-            <w:pPr>
-              <w:spacing w:before="0" w:after="40" w:line="276" w:lineRule="auto"/>
-              <w:jc w:val="left"/>
-            </w:pPr>
-          </w:p>
-          <w:p>
-            <w:pPr>
-              <w:spacing w:before="0" w:after="40" w:line="276" w:lineRule="auto"/>
-              <w:jc w:val="left"/>
-            </w:pPr>
-          </w:p>
         </w:tc>
       </w:tr>
       <w:tr>
+        <w:trPr>
+          <w:cantSplit/>
+        </w:trPr>
         <w:tc>
           <w:tcPr>
-            <w:tcW w:type="dxa" w:w="4802"/>
+            <w:tcW w:type="dxa" w:w="4867"/>
             <w:vAlign w:val="center"/>
+            <w:tcW w:w="4867" w:type="dxa"/>
             <w:tcMar>
-              <w:top w:w="120" w:type="dxa"/>
-              <w:bottom w:w="120" w:type="dxa"/>
-              <w:left w:w="160" w:type="dxa"/>
-              <w:right w:w="160" w:type="dxa"/>
+              <w:top w:w="80" w:type="dxa"/>
+              <w:bottom w:w="80" w:type="dxa"/>
+              <w:left w:w="100" w:type="dxa"/>
+              <w:right w:w="100" w:type="dxa"/>
             </w:tcMar>
-            <w:shd w:fill="F8FAFC"/>
+            <w:shd w:fill="FFFFFF"/>
           </w:tcPr>
           <w:p>
             <w:r/>
@@ -1853,15 +1900,16 @@
         </w:tc>
         <w:tc>
           <w:tcPr>
-            <w:tcW w:type="dxa" w:w="4802"/>
+            <w:tcW w:type="dxa" w:w="4882"/>
             <w:vAlign w:val="center"/>
+            <w:tcW w:w="4881" w:type="dxa"/>
             <w:tcMar>
-              <w:top w:w="120" w:type="dxa"/>
-              <w:bottom w:w="120" w:type="dxa"/>
-              <w:left w:w="160" w:type="dxa"/>
-              <w:right w:w="160" w:type="dxa"/>
+              <w:top w:w="80" w:type="dxa"/>
+              <w:bottom w:w="80" w:type="dxa"/>
+              <w:left w:w="100" w:type="dxa"/>
+              <w:right w:w="100" w:type="dxa"/>
             </w:tcMar>
-            <w:shd w:fill="F8FAFC"/>
+            <w:shd w:fill="FFFFFF"/>
           </w:tcPr>
           <w:p>
             <w:r/>
@@ -1884,17 +1932,21 @@
         </w:tc>
       </w:tr>
       <w:tr>
+        <w:trPr>
+          <w:cantSplit/>
+        </w:trPr>
         <w:tc>
           <w:tcPr>
-            <w:tcW w:type="dxa" w:w="4802"/>
+            <w:tcW w:type="dxa" w:w="4867"/>
             <w:vAlign w:val="center"/>
+            <w:tcW w:w="4867" w:type="dxa"/>
             <w:tcMar>
-              <w:top w:w="120" w:type="dxa"/>
-              <w:bottom w:w="120" w:type="dxa"/>
-              <w:left w:w="160" w:type="dxa"/>
-              <w:right w:w="160" w:type="dxa"/>
+              <w:top w:w="80" w:type="dxa"/>
+              <w:bottom w:w="80" w:type="dxa"/>
+              <w:left w:w="100" w:type="dxa"/>
+              <w:right w:w="100" w:type="dxa"/>
             </w:tcMar>
-            <w:shd w:fill="FFFFFF"/>
+            <w:shd w:fill="FAFAFA"/>
           </w:tcPr>
           <w:p>
             <w:r/>
@@ -1917,15 +1969,16 @@
         </w:tc>
         <w:tc>
           <w:tcPr>
-            <w:tcW w:type="dxa" w:w="4802"/>
+            <w:tcW w:type="dxa" w:w="4882"/>
             <w:vAlign w:val="center"/>
+            <w:tcW w:w="4881" w:type="dxa"/>
             <w:tcMar>
-              <w:top w:w="120" w:type="dxa"/>
-              <w:bottom w:w="120" w:type="dxa"/>
-              <w:left w:w="160" w:type="dxa"/>
-              <w:right w:w="160" w:type="dxa"/>
+              <w:top w:w="80" w:type="dxa"/>
+              <w:bottom w:w="80" w:type="dxa"/>
+              <w:left w:w="100" w:type="dxa"/>
+              <w:right w:w="100" w:type="dxa"/>
             </w:tcMar>
-            <w:shd w:fill="FFFFFF"/>
+            <w:shd w:fill="FAFAFA"/>
           </w:tcPr>
           <w:p>
             <w:r/>
@@ -1948,17 +2001,21 @@
         </w:tc>
       </w:tr>
       <w:tr>
+        <w:trPr>
+          <w:cantSplit/>
+        </w:trPr>
         <w:tc>
           <w:tcPr>
-            <w:tcW w:type="dxa" w:w="4802"/>
+            <w:tcW w:type="dxa" w:w="4867"/>
             <w:vAlign w:val="center"/>
+            <w:tcW w:w="4867" w:type="dxa"/>
             <w:tcMar>
-              <w:top w:w="120" w:type="dxa"/>
-              <w:bottom w:w="120" w:type="dxa"/>
-              <w:left w:w="160" w:type="dxa"/>
-              <w:right w:w="160" w:type="dxa"/>
+              <w:top w:w="80" w:type="dxa"/>
+              <w:bottom w:w="80" w:type="dxa"/>
+              <w:left w:w="100" w:type="dxa"/>
+              <w:right w:w="100" w:type="dxa"/>
             </w:tcMar>
-            <w:shd w:fill="F8FAFC"/>
+            <w:shd w:fill="FFFFFF"/>
           </w:tcPr>
           <w:p>
             <w:r/>
@@ -1981,15 +2038,16 @@
         </w:tc>
         <w:tc>
           <w:tcPr>
-            <w:tcW w:type="dxa" w:w="4802"/>
+            <w:tcW w:type="dxa" w:w="4882"/>
             <w:vAlign w:val="center"/>
+            <w:tcW w:w="4881" w:type="dxa"/>
             <w:tcMar>
-              <w:top w:w="120" w:type="dxa"/>
-              <w:bottom w:w="120" w:type="dxa"/>
-              <w:left w:w="160" w:type="dxa"/>
-              <w:right w:w="160" w:type="dxa"/>
+              <w:top w:w="80" w:type="dxa"/>
+              <w:bottom w:w="80" w:type="dxa"/>
+              <w:left w:w="100" w:type="dxa"/>
+              <w:right w:w="100" w:type="dxa"/>
             </w:tcMar>
-            <w:shd w:fill="F8FAFC"/>
+            <w:shd w:fill="FFFFFF"/>
           </w:tcPr>
           <w:p>
             <w:r/>
@@ -2019,7 +2077,7 @@
     </w:p>
     <w:sectPr>
       <w:pgSz w:w="11909" w:h="16834"/>
-      <w:pgMar w:top="1152" w:right="1152" w:bottom="1152" w:left="1152" w:header="720" w:footer="720" w:gutter="0"/>
+      <w:pgMar w:top="1138" w:right="936" w:bottom="1138" w:left="1224" w:header="720" w:footer="720" w:gutter="0"/>
       <w:cols w:space="720"/>
       <w:docGrid w:linePitch="360"/>
     </w:sectPr>
@@ -2392,7 +2450,7 @@
     <w:rsid w:val="00FC693F"/>
     <w:rPr>
       <w:rFonts w:ascii="Times New Roman" w:hAnsi="Times New Roman"/>
-      <w:color w:val="1E293B"/>
+      <w:color w:val="0F172A"/>
       <w:sz w:val="22"/>
     </w:rPr>
   </w:style>
